--- a/задания/Задание 10 Классы и объекты/Задание 10 Классы и объекты.docx
+++ b/задания/Задание 10 Классы и объекты/Задание 10 Классы и объекты.docx
@@ -1617,7 +1617,7 @@
     </w:rPrDefault>
     <w:pPrDefault>
       <w:pPr>
-        <w:spacing w:line="276"/>
+        <w:spacing w:line="276" w:lineRule="auto"/>
       </w:pPr>
     </w:pPrDefault>
   </w:docDefaults>
